--- a/artifacts/LGL-02/build/mutual-nda-qa-broken.docx
+++ b/artifacts/LGL-02/build/mutual-nda-qa-broken.docx
@@ -8,15 +8,6 @@
         <w:pStyle w:val="Heading1"/>
       </w:pPr>
       <w:r>
-        <w:rPr>
-          <w:rStyle w:val="SectionNumber"/>
-        </w:rPr>
-        <w:t xml:space="preserve">1</w:t>
-      </w:r>
-      <w:r>
-        <w:tab/>
-      </w:r>
-      <w:r>
         <w:t xml:space="preserve">Mutual Non-Disclosure Agreement</w:t>
       </w:r>
     </w:p>
@@ -191,15 +182,6 @@
       <w:pPr>
         <w:pStyle w:val="Heading2"/>
       </w:pPr>
-      <w:r>
-        <w:rPr>
-          <w:rStyle w:val="SectionNumber"/>
-        </w:rPr>
-        <w:t xml:space="preserve">1.1</w:t>
-      </w:r>
-      <w:r>
-        <w:tab/>
-      </w:r>
       <w:r>
         <w:t xml:space="preserve">Recitals</w:t>
       </w:r>
@@ -299,15 +281,6 @@
         <w:pStyle w:val="Heading2"/>
       </w:pPr>
       <w:r>
-        <w:rPr>
-          <w:rStyle w:val="SectionNumber"/>
-        </w:rPr>
-        <w:t xml:space="preserve">1.2</w:t>
-      </w:r>
-      <w:r>
-        <w:tab/>
-      </w:r>
-      <w:r>
         <w:t xml:space="preserve">1. Confidential Information</w:t>
       </w:r>
     </w:p>
@@ -455,15 +428,6 @@
       <w:pPr>
         <w:pStyle w:val="Heading2"/>
       </w:pPr>
-      <w:r>
-        <w:rPr>
-          <w:rStyle w:val="SectionNumber"/>
-        </w:rPr>
-        <w:t xml:space="preserve">1.3</w:t>
-      </w:r>
-      <w:r>
-        <w:tab/>
-      </w:r>
       <w:r>
         <w:t xml:space="preserve">2. Exclusions</w:t>
       </w:r>
@@ -535,15 +499,6 @@
         <w:pStyle w:val="Heading2"/>
       </w:pPr>
       <w:r>
-        <w:rPr>
-          <w:rStyle w:val="SectionNumber"/>
-        </w:rPr>
-        <w:t xml:space="preserve">1.4</w:t>
-      </w:r>
-      <w:r>
-        <w:tab/>
-      </w:r>
-      <w:r>
         <w:t xml:space="preserve">3. Obligations of the Receiving Party</w:t>
       </w:r>
     </w:p>
@@ -662,15 +617,6 @@
         <w:pStyle w:val="Heading2"/>
       </w:pPr>
       <w:r>
-        <w:rPr>
-          <w:rStyle w:val="SectionNumber"/>
-        </w:rPr>
-        <w:t xml:space="preserve">1.5</w:t>
-      </w:r>
-      <w:r>
-        <w:tab/>
-      </w:r>
-      <w:r>
         <w:t xml:space="preserve">5. Residual Knowledge</w:t>
       </w:r>
     </w:p>
@@ -711,15 +657,6 @@
         <w:pStyle w:val="Heading2"/>
       </w:pPr>
       <w:r>
-        <w:rPr>
-          <w:rStyle w:val="SectionNumber"/>
-        </w:rPr>
-        <w:t xml:space="preserve">1.6</w:t>
-      </w:r>
-      <w:r>
-        <w:tab/>
-      </w:r>
-      <w:r>
         <w:t xml:space="preserve">6. Term and Survival</w:t>
       </w:r>
     </w:p>
@@ -802,15 +739,6 @@
         <w:pStyle w:val="Heading2"/>
       </w:pPr>
       <w:r>
-        <w:rPr>
-          <w:rStyle w:val="SectionNumber"/>
-        </w:rPr>
-        <w:t xml:space="preserve">1.7</w:t>
-      </w:r>
-      <w:r>
-        <w:tab/>
-      </w:r>
-      <w:r>
         <w:t xml:space="preserve">7. Return or Destruction</w:t>
       </w:r>
     </w:p>
@@ -829,15 +757,6 @@
         <w:pStyle w:val="Heading2"/>
       </w:pPr>
       <w:r>
-        <w:rPr>
-          <w:rStyle w:val="SectionNumber"/>
-        </w:rPr>
-        <w:t xml:space="preserve">1.8</w:t>
-      </w:r>
-      <w:r>
-        <w:tab/>
-      </w:r>
-      <w:r>
         <w:t xml:space="preserve">8. No License, No Warranty, No Obligation</w:t>
       </w:r>
     </w:p>
@@ -950,15 +869,6 @@
         <w:pStyle w:val="Heading2"/>
       </w:pPr>
       <w:r>
-        <w:rPr>
-          <w:rStyle w:val="SectionNumber"/>
-        </w:rPr>
-        <w:t xml:space="preserve">1.9</w:t>
-      </w:r>
-      <w:r>
-        <w:tab/>
-      </w:r>
-      <w:r>
         <w:t xml:space="preserve">9. Non-Solicitation</w:t>
       </w:r>
     </w:p>
@@ -977,15 +887,6 @@
         <w:pStyle w:val="Heading2"/>
       </w:pPr>
       <w:r>
-        <w:rPr>
-          <w:rStyle w:val="SectionNumber"/>
-        </w:rPr>
-        <w:t xml:space="preserve">1.10</w:t>
-      </w:r>
-      <w:r>
-        <w:tab/>
-      </w:r>
-      <w:r>
         <w:t xml:space="preserve">10. Remedies</w:t>
       </w:r>
     </w:p>
@@ -1068,15 +969,6 @@
         <w:pStyle w:val="Heading2"/>
       </w:pPr>
       <w:r>
-        <w:rPr>
-          <w:rStyle w:val="SectionNumber"/>
-        </w:rPr>
-        <w:t xml:space="preserve">1.11</w:t>
-      </w:r>
-      <w:r>
-        <w:tab/>
-      </w:r>
-      <w:r>
         <w:t xml:space="preserve">11. Notice of Immunity Under the Defend Trade Secrets Act</w:t>
       </w:r>
     </w:p>
@@ -1095,15 +987,6 @@
         <w:pStyle w:val="Heading2"/>
       </w:pPr>
       <w:r>
-        <w:rPr>
-          <w:rStyle w:val="SectionNumber"/>
-        </w:rPr>
-        <w:t xml:space="preserve">1.12</w:t>
-      </w:r>
-      <w:r>
-        <w:tab/>
-      </w:r>
-      <w:r>
         <w:t xml:space="preserve">12. Notices</w:t>
       </w:r>
     </w:p>
@@ -1190,15 +1073,6 @@
         <w:pStyle w:val="Heading2"/>
       </w:pPr>
       <w:r>
-        <w:rPr>
-          <w:rStyle w:val="SectionNumber"/>
-        </w:rPr>
-        <w:t xml:space="preserve">1.13</w:t>
-      </w:r>
-      <w:r>
-        <w:tab/>
-      </w:r>
-      <w:r>
         <w:t xml:space="preserve">13. Governing Law and Venue</w:t>
       </w:r>
     </w:p>
@@ -1217,15 +1091,6 @@
         <w:pStyle w:val="Heading2"/>
       </w:pPr>
       <w:r>
-        <w:rPr>
-          <w:rStyle w:val="SectionNumber"/>
-        </w:rPr>
-        <w:t xml:space="preserve">1.14</w:t>
-      </w:r>
-      <w:r>
-        <w:tab/>
-      </w:r>
-      <w:r>
         <w:t xml:space="preserve">14. General Provisions</w:t>
       </w:r>
     </w:p>
@@ -1379,15 +1244,6 @@
       <w:pPr>
         <w:pStyle w:val="Heading2"/>
       </w:pPr>
-      <w:r>
-        <w:rPr>
-          <w:rStyle w:val="SectionNumber"/>
-        </w:rPr>
-        <w:t xml:space="preserve">1.15</w:t>
-      </w:r>
-      <w:r>
-        <w:tab/>
-      </w:r>
       <w:r>
         <w:t xml:space="preserve">Signature Page</w:t>
       </w:r>

--- a/artifacts/LGL-02/build/mutual-nda-qa-broken.docx
+++ b/artifacts/LGL-02/build/mutual-nda-qa-broken.docx
@@ -81,7 +81,7 @@
           <w:b/>
           <w:bCs/>
         </w:rPr>
-        <w:t xml:space="preserve">Veranda Labs, Inc.</w:t>
+        <w:t xml:space="preserve">Palisade Labs, Inc.</w:t>
       </w:r>
       <w:r>
         <w:t xml:space="preserve">, a Delaware corporation with its principal place of business at 3600 Wexler Point, Building 4, San Mateo, California 94402.</w:t>
@@ -1037,7 +1037,7 @@
           <w:b/>
           <w:bCs/>
         </w:rPr>
-        <w:t xml:space="preserve">If to Veranda Labs, Inc.:</w:t>
+        <w:t xml:space="preserve">If to Palisade Labs, Inc.:</w:t>
       </w:r>
       <w:r>
         <w:t xml:space="preserve"> </w:t>
